--- a/hin/docx/029.content.docx
+++ b/hin/docx/029.content.docx
@@ -411,18 +411,12 @@
           <w:lang w:val="hi_IN" w:bidi="hi_IN"/>
         </w:rPr>
       </w:r>
-      <w:hyperlink r:id="rId13">
-        <w:r>
-          <w:rPr>
-            <w:lang w:val="hi_IN" w:bidi="hi_IN"/>
-          </w:rPr>
-          <w:rPr>
-            <w:color w:val="0000EE"/>
-            <w:u w:val="single"/>
-          </w:rPr>
-          <w:t>2 कुरिन्थियों 2:13</w:t>
-        </w:r>
-      </w:hyperlink>
+      <w:r>
+        <w:rPr>
+          <w:lang w:val="hi_IN" w:bidi="hi_IN"/>
+        </w:rPr>
+        <w:t>2 कुरिन्थियों 2:13</w:t>
+      </w:r>
     </w:p>
     <w:p>
       <w:pPr>
@@ -435,18 +429,12 @@
           <w:lang w:val="hi_IN" w:bidi="hi_IN"/>
         </w:rPr>
       </w:r>
-      <w:hyperlink r:id="rId14">
-        <w:r>
-          <w:rPr>
-            <w:lang w:val="hi_IN" w:bidi="hi_IN"/>
-          </w:rPr>
-          <w:rPr>
-            <w:color w:val="0000EE"/>
-            <w:u w:val="single"/>
-          </w:rPr>
-          <w:t>2 तीमुथियुस 04:11–13</w:t>
-        </w:r>
-      </w:hyperlink>
+      <w:r>
+        <w:rPr>
+          <w:lang w:val="hi_IN" w:bidi="hi_IN"/>
+        </w:rPr>
+        <w:t>2 तीमुथियुस 04:11–13</w:t>
+      </w:r>
     </w:p>
     <w:p>
       <w:pPr>
@@ -459,18 +447,12 @@
           <w:lang w:val="hi_IN" w:bidi="hi_IN"/>
         </w:rPr>
       </w:r>
-      <w:hyperlink r:id="rId15">
-        <w:r>
-          <w:rPr>
-            <w:lang w:val="hi_IN" w:bidi="hi_IN"/>
-          </w:rPr>
-          <w:rPr>
-            <w:color w:val="0000EE"/>
-            <w:u w:val="single"/>
-          </w:rPr>
-          <w:t>प्रे.का. 16:8</w:t>
-        </w:r>
-      </w:hyperlink>
+      <w:r>
+        <w:rPr>
+          <w:lang w:val="hi_IN" w:bidi="hi_IN"/>
+        </w:rPr>
+        <w:t>प्रे.का. 16:8</w:t>
+      </w:r>
     </w:p>
     <w:p>
       <w:pPr>
@@ -483,18 +465,12 @@
           <w:lang w:val="hi_IN" w:bidi="hi_IN"/>
         </w:rPr>
       </w:r>
-      <w:hyperlink r:id="rId16">
-        <w:r>
-          <w:rPr>
-            <w:lang w:val="hi_IN" w:bidi="hi_IN"/>
-          </w:rPr>
-          <w:rPr>
-            <w:color w:val="0000EE"/>
-            <w:u w:val="single"/>
-          </w:rPr>
-          <w:t>प्रे.का. 20:5</w:t>
-        </w:r>
-      </w:hyperlink>
+      <w:r>
+        <w:rPr>
+          <w:lang w:val="hi_IN" w:bidi="hi_IN"/>
+        </w:rPr>
+        <w:t>प्रे.का. 20:5</w:t>
+      </w:r>
     </w:p>
     <w:p>
       <w:pPr>

--- a/hin/docx/029.content.docx
+++ b/hin/docx/029.content.docx
@@ -338,19 +338,7 @@
         <w:rPr>
           <w:lang w:val="hi_IN" w:bidi="hi_IN"/>
         </w:rPr>
-        <w:t xml:space="preserve">, </w:t>
-      </w:r>
-      <w:r>
-        <w:rPr>
-          <w:lang w:val="hi_IN" w:bidi="hi_IN"/>
-        </w:rPr>
-        <w:t>खड़ा करना</w:t>
-      </w:r>
-      <w:r>
-        <w:rPr>
-          <w:lang w:val="hi_IN" w:bidi="hi_IN"/>
-        </w:rPr>
-        <w:t xml:space="preserve">, </w:t>
+        <w:t xml:space="preserve">, खड़ा करना, </w:t>
       </w:r>
       <w:r>
         <w:rPr>
